--- a/лаб16/Лабораторная работа16.docx
+++ b/лаб16/Лабораторная работа16.docx
@@ -343,7 +343,7 @@
           <w:szCs w:val="24"/>
         </w:rPr>
         <w:drawing>
-          <wp:inline distT="0" distB="0" distL="0" distR="0" wp14:anchorId="295ECCAD" wp14:editId="49BAFA9E">
+          <wp:inline distT="0" distB="0" distL="0" distR="0" wp14:anchorId="295ECCAD" wp14:editId="4CDB122D">
             <wp:extent cx="5940425" cy="2787650"/>
             <wp:effectExtent l="0" t="0" r="3175" b="0"/>
             <wp:docPr id="999529155" name="Рисунок 2" descr="Изображение выглядит как текст, диаграмма, линия, снимок экрана&#10;&#10;Содержимое, созданное искусственным интеллектом, может быть неверным."/>
@@ -424,27 +424,18 @@
       <w:pPr>
         <w:spacing w:after="0"/>
         <w:rPr>
-          <w:rFonts w:ascii="Times New Roman" w:hAnsi="Times New Roman" w:cs="Times New Roman"/>
-          <w:sz w:val="24"/>
-          <w:szCs w:val="24"/>
-        </w:rPr>
-      </w:pPr>
-    </w:p>
-    <w:p>
-      <w:pPr>
-        <w:spacing w:after="0"/>
-        <w:rPr>
-          <w:rFonts w:ascii="Courier New" w:hAnsi="Courier New" w:cs="Courier New"/>
-          <w:sz w:val="16"/>
-          <w:szCs w:val="16"/>
-        </w:rPr>
-      </w:pPr>
-      <w:r>
-        <w:rPr>
-          <w:rFonts w:ascii="Courier New" w:hAnsi="Courier New" w:cs="Courier New"/>
-          <w:sz w:val="16"/>
-          <w:szCs w:val="16"/>
-        </w:rPr>
+          <w:rFonts w:ascii="Courier New" w:hAnsi="Courier New" w:cs="Courier New"/>
+          <w:sz w:val="16"/>
+          <w:szCs w:val="16"/>
+        </w:rPr>
+      </w:pPr>
+      <w:r>
+        <w:rPr>
+          <w:rFonts w:ascii="Courier New" w:hAnsi="Courier New" w:cs="Courier New"/>
+          <w:sz w:val="16"/>
+          <w:szCs w:val="16"/>
+        </w:rPr>
+        <w:lastRenderedPageBreak/>
         <w:t>/*</w:t>
       </w:r>
     </w:p>
@@ -697,9 +688,510 @@
           <w:sz w:val="16"/>
           <w:szCs w:val="16"/>
         </w:rPr>
-        <w:t xml:space="preserve">DROP PROCEDURE </w:t>
-      </w:r>
-      <w:proofErr w:type="spellStart"/>
+        <w:t>DROP PROCEDURE ОлимпиадыПоКодуУченика</w:t>
+      </w:r>
+    </w:p>
+    <w:p>
+      <w:pPr>
+        <w:spacing w:after="0"/>
+        <w:rPr>
+          <w:rFonts w:ascii="Courier New" w:hAnsi="Courier New" w:cs="Courier New"/>
+          <w:sz w:val="16"/>
+          <w:szCs w:val="16"/>
+        </w:rPr>
+      </w:pPr>
+      <w:r>
+        <w:rPr>
+          <w:rFonts w:ascii="Courier New" w:hAnsi="Courier New" w:cs="Courier New"/>
+          <w:sz w:val="16"/>
+          <w:szCs w:val="16"/>
+        </w:rPr>
+        <w:t>GO</w:t>
+      </w:r>
+    </w:p>
+    <w:p>
+      <w:pPr>
+        <w:spacing w:after="0"/>
+        <w:rPr>
+          <w:rFonts w:ascii="Courier New" w:hAnsi="Courier New" w:cs="Courier New"/>
+          <w:sz w:val="16"/>
+          <w:szCs w:val="16"/>
+        </w:rPr>
+      </w:pPr>
+    </w:p>
+    <w:p>
+      <w:pPr>
+        <w:spacing w:after="0"/>
+        <w:rPr>
+          <w:rFonts w:ascii="Courier New" w:hAnsi="Courier New" w:cs="Courier New"/>
+          <w:sz w:val="16"/>
+          <w:szCs w:val="16"/>
+        </w:rPr>
+      </w:pPr>
+      <w:r>
+        <w:rPr>
+          <w:rFonts w:ascii="Courier New" w:hAnsi="Courier New" w:cs="Courier New"/>
+          <w:sz w:val="16"/>
+          <w:szCs w:val="16"/>
+        </w:rPr>
+        <w:t>CREATE PROCEDURE ОлимпиадыПоКодуУченика @КодУченика INT</w:t>
+      </w:r>
+    </w:p>
+    <w:p>
+      <w:pPr>
+        <w:spacing w:after="0"/>
+        <w:rPr>
+          <w:rFonts w:ascii="Courier New" w:hAnsi="Courier New" w:cs="Courier New"/>
+          <w:sz w:val="16"/>
+          <w:szCs w:val="16"/>
+          <w:lang w:val="en-US"/>
+        </w:rPr>
+      </w:pPr>
+      <w:r>
+        <w:rPr>
+          <w:rFonts w:ascii="Courier New" w:hAnsi="Courier New" w:cs="Courier New"/>
+          <w:sz w:val="16"/>
+          <w:szCs w:val="16"/>
+          <w:lang w:val="en-US"/>
+        </w:rPr>
+        <w:t>AS</w:t>
+      </w:r>
+    </w:p>
+    <w:p>
+      <w:pPr>
+        <w:spacing w:after="0"/>
+        <w:rPr>
+          <w:rFonts w:ascii="Courier New" w:hAnsi="Courier New" w:cs="Courier New"/>
+          <w:sz w:val="16"/>
+          <w:szCs w:val="16"/>
+          <w:lang w:val="en-US"/>
+        </w:rPr>
+      </w:pPr>
+      <w:r>
+        <w:rPr>
+          <w:rFonts w:ascii="Courier New" w:hAnsi="Courier New" w:cs="Courier New"/>
+          <w:sz w:val="16"/>
+          <w:szCs w:val="16"/>
+          <w:lang w:val="en-US"/>
+        </w:rPr>
+        <w:t>BEGIN</w:t>
+      </w:r>
+    </w:p>
+    <w:p>
+      <w:pPr>
+        <w:spacing w:after="0"/>
+        <w:rPr>
+          <w:rFonts w:ascii="Courier New" w:hAnsi="Courier New" w:cs="Courier New"/>
+          <w:sz w:val="16"/>
+          <w:szCs w:val="16"/>
+          <w:lang w:val="en-US"/>
+        </w:rPr>
+      </w:pPr>
+      <w:r>
+        <w:rPr>
+          <w:rFonts w:ascii="Courier New" w:hAnsi="Courier New" w:cs="Courier New"/>
+          <w:sz w:val="16"/>
+          <w:szCs w:val="16"/>
+          <w:lang w:val="en-US"/>
+        </w:rPr>
+        <w:t xml:space="preserve">  CREATE TABLE #temp(</w:t>
+      </w:r>
+    </w:p>
+    <w:p>
+      <w:pPr>
+        <w:spacing w:after="0"/>
+        <w:rPr>
+          <w:rFonts w:ascii="Courier New" w:hAnsi="Courier New" w:cs="Courier New"/>
+          <w:sz w:val="16"/>
+          <w:szCs w:val="16"/>
+        </w:rPr>
+      </w:pPr>
+      <w:r>
+        <w:rPr>
+          <w:rFonts w:ascii="Courier New" w:hAnsi="Courier New" w:cs="Courier New"/>
+          <w:sz w:val="16"/>
+          <w:szCs w:val="16"/>
+          <w:lang w:val="en-US"/>
+        </w:rPr>
+        <w:t xml:space="preserve">    </w:t>
+      </w:r>
+      <w:r>
+        <w:rPr>
+          <w:rFonts w:ascii="Courier New" w:hAnsi="Courier New" w:cs="Courier New"/>
+          <w:sz w:val="16"/>
+          <w:szCs w:val="16"/>
+        </w:rPr>
+        <w:t>Код INT,</w:t>
+      </w:r>
+    </w:p>
+    <w:p>
+      <w:pPr>
+        <w:spacing w:after="0"/>
+        <w:rPr>
+          <w:rFonts w:ascii="Courier New" w:hAnsi="Courier New" w:cs="Courier New"/>
+          <w:sz w:val="16"/>
+          <w:szCs w:val="16"/>
+        </w:rPr>
+      </w:pPr>
+      <w:r>
+        <w:rPr>
+          <w:rFonts w:ascii="Courier New" w:hAnsi="Courier New" w:cs="Courier New"/>
+          <w:sz w:val="16"/>
+          <w:szCs w:val="16"/>
+        </w:rPr>
+        <w:t xml:space="preserve">    КодПредмета INT,</w:t>
+      </w:r>
+    </w:p>
+    <w:p>
+      <w:pPr>
+        <w:spacing w:after="0"/>
+        <w:rPr>
+          <w:rFonts w:ascii="Courier New" w:hAnsi="Courier New" w:cs="Courier New"/>
+          <w:sz w:val="16"/>
+          <w:szCs w:val="16"/>
+        </w:rPr>
+      </w:pPr>
+      <w:r>
+        <w:rPr>
+          <w:rFonts w:ascii="Courier New" w:hAnsi="Courier New" w:cs="Courier New"/>
+          <w:sz w:val="16"/>
+          <w:szCs w:val="16"/>
+        </w:rPr>
+        <w:t xml:space="preserve">    КодУченика INT,</w:t>
+      </w:r>
+    </w:p>
+    <w:p>
+      <w:pPr>
+        <w:spacing w:after="0"/>
+        <w:rPr>
+          <w:rFonts w:ascii="Courier New" w:hAnsi="Courier New" w:cs="Courier New"/>
+          <w:sz w:val="16"/>
+          <w:szCs w:val="16"/>
+        </w:rPr>
+      </w:pPr>
+      <w:r>
+        <w:rPr>
+          <w:rFonts w:ascii="Courier New" w:hAnsi="Courier New" w:cs="Courier New"/>
+          <w:sz w:val="16"/>
+          <w:szCs w:val="16"/>
+        </w:rPr>
+        <w:t xml:space="preserve">    Название VARCHAR(50),</w:t>
+      </w:r>
+    </w:p>
+    <w:p>
+      <w:pPr>
+        <w:spacing w:after="0"/>
+        <w:rPr>
+          <w:rFonts w:ascii="Courier New" w:hAnsi="Courier New" w:cs="Courier New"/>
+          <w:sz w:val="16"/>
+          <w:szCs w:val="16"/>
+        </w:rPr>
+      </w:pPr>
+      <w:r>
+        <w:rPr>
+          <w:rFonts w:ascii="Courier New" w:hAnsi="Courier New" w:cs="Courier New"/>
+          <w:sz w:val="16"/>
+          <w:szCs w:val="16"/>
+        </w:rPr>
+        <w:t xml:space="preserve">    Результат VARCHAR(50),</w:t>
+      </w:r>
+    </w:p>
+    <w:p>
+      <w:pPr>
+        <w:spacing w:after="0"/>
+        <w:rPr>
+          <w:rFonts w:ascii="Courier New" w:hAnsi="Courier New" w:cs="Courier New"/>
+          <w:sz w:val="16"/>
+          <w:szCs w:val="16"/>
+        </w:rPr>
+      </w:pPr>
+      <w:r>
+        <w:rPr>
+          <w:rFonts w:ascii="Courier New" w:hAnsi="Courier New" w:cs="Courier New"/>
+          <w:sz w:val="16"/>
+          <w:szCs w:val="16"/>
+        </w:rPr>
+        <w:t xml:space="preserve">    Дата DATE,</w:t>
+      </w:r>
+    </w:p>
+    <w:p>
+      <w:pPr>
+        <w:spacing w:after="0"/>
+        <w:rPr>
+          <w:rFonts w:ascii="Courier New" w:hAnsi="Courier New" w:cs="Courier New"/>
+          <w:sz w:val="16"/>
+          <w:szCs w:val="16"/>
+        </w:rPr>
+      </w:pPr>
+      <w:r>
+        <w:rPr>
+          <w:rFonts w:ascii="Courier New" w:hAnsi="Courier New" w:cs="Courier New"/>
+          <w:sz w:val="16"/>
+          <w:szCs w:val="16"/>
+        </w:rPr>
+        <w:t xml:space="preserve">    КодУчителя INT,</w:t>
+      </w:r>
+    </w:p>
+    <w:p>
+      <w:pPr>
+        <w:spacing w:after="0"/>
+        <w:rPr>
+          <w:rFonts w:ascii="Courier New" w:hAnsi="Courier New" w:cs="Courier New"/>
+          <w:sz w:val="16"/>
+          <w:szCs w:val="16"/>
+        </w:rPr>
+      </w:pPr>
+      <w:r>
+        <w:rPr>
+          <w:rFonts w:ascii="Courier New" w:hAnsi="Courier New" w:cs="Courier New"/>
+          <w:sz w:val="16"/>
+          <w:szCs w:val="16"/>
+        </w:rPr>
+        <w:t xml:space="preserve">    Место INT,</w:t>
+      </w:r>
+    </w:p>
+    <w:p>
+      <w:pPr>
+        <w:spacing w:after="0"/>
+        <w:rPr>
+          <w:rFonts w:ascii="Courier New" w:hAnsi="Courier New" w:cs="Courier New"/>
+          <w:sz w:val="16"/>
+          <w:szCs w:val="16"/>
+        </w:rPr>
+      </w:pPr>
+      <w:r>
+        <w:rPr>
+          <w:rFonts w:ascii="Courier New" w:hAnsi="Courier New" w:cs="Courier New"/>
+          <w:sz w:val="16"/>
+          <w:szCs w:val="16"/>
+        </w:rPr>
+        <w:t xml:space="preserve">    ФИОУченика VARCHAR(50)</w:t>
+      </w:r>
+    </w:p>
+    <w:p>
+      <w:pPr>
+        <w:spacing w:after="0"/>
+        <w:rPr>
+          <w:rFonts w:ascii="Courier New" w:hAnsi="Courier New" w:cs="Courier New"/>
+          <w:sz w:val="16"/>
+          <w:szCs w:val="16"/>
+        </w:rPr>
+      </w:pPr>
+      <w:r>
+        <w:rPr>
+          <w:rFonts w:ascii="Courier New" w:hAnsi="Courier New" w:cs="Courier New"/>
+          <w:sz w:val="16"/>
+          <w:szCs w:val="16"/>
+        </w:rPr>
+        <w:t xml:space="preserve">  )</w:t>
+      </w:r>
+    </w:p>
+    <w:p>
+      <w:pPr>
+        <w:spacing w:after="0"/>
+        <w:rPr>
+          <w:rFonts w:ascii="Courier New" w:hAnsi="Courier New" w:cs="Courier New"/>
+          <w:sz w:val="16"/>
+          <w:szCs w:val="16"/>
+        </w:rPr>
+      </w:pPr>
+    </w:p>
+    <w:p>
+      <w:pPr>
+        <w:spacing w:after="0"/>
+        <w:rPr>
+          <w:rFonts w:ascii="Courier New" w:hAnsi="Courier New" w:cs="Courier New"/>
+          <w:sz w:val="16"/>
+          <w:szCs w:val="16"/>
+        </w:rPr>
+      </w:pPr>
+      <w:r>
+        <w:rPr>
+          <w:rFonts w:ascii="Courier New" w:hAnsi="Courier New" w:cs="Courier New"/>
+          <w:sz w:val="16"/>
+          <w:szCs w:val="16"/>
+        </w:rPr>
+        <w:t xml:space="preserve">  INSERT INTO #temp (Код, КодПредмета, КодУченика, Название, Результат, Дата, КодУчителя, Место)</w:t>
+      </w:r>
+    </w:p>
+    <w:p>
+      <w:pPr>
+        <w:spacing w:after="0"/>
+        <w:rPr>
+          <w:rFonts w:ascii="Courier New" w:hAnsi="Courier New" w:cs="Courier New"/>
+          <w:sz w:val="16"/>
+          <w:szCs w:val="16"/>
+        </w:rPr>
+      </w:pPr>
+      <w:r>
+        <w:rPr>
+          <w:rFonts w:ascii="Courier New" w:hAnsi="Courier New" w:cs="Courier New"/>
+          <w:sz w:val="16"/>
+          <w:szCs w:val="16"/>
+        </w:rPr>
+        <w:t xml:space="preserve">    SELECT Код, КодПредмета, КодУченика, Название, Результат, Дата, КодУчителя, Место</w:t>
+      </w:r>
+    </w:p>
+    <w:p>
+      <w:pPr>
+        <w:spacing w:after="0"/>
+        <w:rPr>
+          <w:rFonts w:ascii="Courier New" w:hAnsi="Courier New" w:cs="Courier New"/>
+          <w:sz w:val="16"/>
+          <w:szCs w:val="16"/>
+        </w:rPr>
+      </w:pPr>
+      <w:r>
+        <w:rPr>
+          <w:rFonts w:ascii="Courier New" w:hAnsi="Courier New" w:cs="Courier New"/>
+          <w:sz w:val="16"/>
+          <w:szCs w:val="16"/>
+        </w:rPr>
+        <w:t xml:space="preserve">      FROM Олимпиада WHERE КодУченика = @КодУченика</w:t>
+      </w:r>
+    </w:p>
+    <w:p>
+      <w:pPr>
+        <w:spacing w:after="0"/>
+        <w:rPr>
+          <w:rFonts w:ascii="Courier New" w:hAnsi="Courier New" w:cs="Courier New"/>
+          <w:sz w:val="16"/>
+          <w:szCs w:val="16"/>
+        </w:rPr>
+      </w:pPr>
+    </w:p>
+    <w:p>
+      <w:pPr>
+        <w:spacing w:after="0"/>
+        <w:rPr>
+          <w:rFonts w:ascii="Courier New" w:hAnsi="Courier New" w:cs="Courier New"/>
+          <w:sz w:val="16"/>
+          <w:szCs w:val="16"/>
+        </w:rPr>
+      </w:pPr>
+      <w:r>
+        <w:rPr>
+          <w:rFonts w:ascii="Courier New" w:hAnsi="Courier New" w:cs="Courier New"/>
+          <w:sz w:val="16"/>
+          <w:szCs w:val="16"/>
+        </w:rPr>
+        <w:t xml:space="preserve">  UPDATE #temp</w:t>
+      </w:r>
+    </w:p>
+    <w:p>
+      <w:pPr>
+        <w:spacing w:after="0"/>
+        <w:rPr>
+          <w:rFonts w:ascii="Courier New" w:hAnsi="Courier New" w:cs="Courier New"/>
+          <w:sz w:val="16"/>
+          <w:szCs w:val="16"/>
+        </w:rPr>
+      </w:pPr>
+      <w:r>
+        <w:rPr>
+          <w:rFonts w:ascii="Courier New" w:hAnsi="Courier New" w:cs="Courier New"/>
+          <w:sz w:val="16"/>
+          <w:szCs w:val="16"/>
+        </w:rPr>
+        <w:t xml:space="preserve">    SET ФИОУченика = (SELECT ФИО FROM Ученик WHERE Код = @КодУченика)</w:t>
+      </w:r>
+    </w:p>
+    <w:p>
+      <w:pPr>
+        <w:spacing w:after="0"/>
+        <w:rPr>
+          <w:rFonts w:ascii="Courier New" w:hAnsi="Courier New" w:cs="Courier New"/>
+          <w:sz w:val="16"/>
+          <w:szCs w:val="16"/>
+        </w:rPr>
+      </w:pPr>
+    </w:p>
+    <w:p>
+      <w:pPr>
+        <w:spacing w:after="0"/>
+        <w:rPr>
+          <w:rFonts w:ascii="Courier New" w:hAnsi="Courier New" w:cs="Courier New"/>
+          <w:sz w:val="16"/>
+          <w:szCs w:val="16"/>
+          <w:lang w:val="en-US"/>
+        </w:rPr>
+      </w:pPr>
+      <w:r>
+        <w:rPr>
+          <w:rFonts w:ascii="Courier New" w:hAnsi="Courier New" w:cs="Courier New"/>
+          <w:sz w:val="16"/>
+          <w:szCs w:val="16"/>
+        </w:rPr>
+        <w:t xml:space="preserve">  </w:t>
+      </w:r>
+      <w:r>
+        <w:rPr>
+          <w:rFonts w:ascii="Courier New" w:hAnsi="Courier New" w:cs="Courier New"/>
+          <w:sz w:val="16"/>
+          <w:szCs w:val="16"/>
+          <w:lang w:val="en-US"/>
+        </w:rPr>
+        <w:t>SELECT * FROM #temp</w:t>
+      </w:r>
+    </w:p>
+    <w:p>
+      <w:pPr>
+        <w:spacing w:after="0"/>
+        <w:rPr>
+          <w:rFonts w:ascii="Courier New" w:hAnsi="Courier New" w:cs="Courier New"/>
+          <w:sz w:val="16"/>
+          <w:szCs w:val="16"/>
+          <w:lang w:val="en-US"/>
+        </w:rPr>
+      </w:pPr>
+      <w:r>
+        <w:rPr>
+          <w:rFonts w:ascii="Courier New" w:hAnsi="Courier New" w:cs="Courier New"/>
+          <w:sz w:val="16"/>
+          <w:szCs w:val="16"/>
+          <w:lang w:val="en-US"/>
+        </w:rPr>
+        <w:t>END</w:t>
+      </w:r>
+    </w:p>
+    <w:p>
+      <w:pPr>
+        <w:spacing w:after="0"/>
+        <w:rPr>
+          <w:rFonts w:ascii="Courier New" w:hAnsi="Courier New" w:cs="Courier New"/>
+          <w:sz w:val="16"/>
+          <w:szCs w:val="16"/>
+        </w:rPr>
+      </w:pPr>
+      <w:r>
+        <w:rPr>
+          <w:rFonts w:ascii="Courier New" w:hAnsi="Courier New" w:cs="Courier New"/>
+          <w:sz w:val="16"/>
+          <w:szCs w:val="16"/>
+          <w:lang w:val="en-US"/>
+        </w:rPr>
+        <w:t>GO</w:t>
+      </w:r>
+    </w:p>
+    <w:p>
+      <w:pPr>
+        <w:spacing w:after="0"/>
+        <w:rPr>
+          <w:rFonts w:ascii="Courier New" w:hAnsi="Courier New" w:cs="Courier New"/>
+          <w:noProof/>
+          <w:sz w:val="16"/>
+          <w:szCs w:val="16"/>
+        </w:rPr>
+      </w:pPr>
+      <w:r>
+        <w:rPr>
+          <w:rFonts w:ascii="Courier New" w:hAnsi="Courier New" w:cs="Courier New"/>
+          <w:sz w:val="16"/>
+          <w:szCs w:val="16"/>
+          <w:lang w:val="en-US"/>
+        </w:rPr>
+        <w:t xml:space="preserve">EXEC </w:t>
+      </w:r>
       <w:r>
         <w:rPr>
           <w:rFonts w:ascii="Courier New" w:hAnsi="Courier New" w:cs="Courier New"/>
@@ -708,894 +1200,38 @@
         </w:rPr>
         <w:t>ОлимпиадыПоКодуУченика</w:t>
       </w:r>
-      <w:proofErr w:type="spellEnd"/>
-    </w:p>
-    <w:p>
-      <w:pPr>
-        <w:spacing w:after="0"/>
-        <w:rPr>
-          <w:rFonts w:ascii="Courier New" w:hAnsi="Courier New" w:cs="Courier New"/>
-          <w:sz w:val="16"/>
-          <w:szCs w:val="16"/>
-        </w:rPr>
-      </w:pPr>
-      <w:r>
-        <w:rPr>
-          <w:rFonts w:ascii="Courier New" w:hAnsi="Courier New" w:cs="Courier New"/>
-          <w:sz w:val="16"/>
-          <w:szCs w:val="16"/>
-        </w:rPr>
-        <w:t>GO</w:t>
-      </w:r>
-    </w:p>
-    <w:p>
-      <w:pPr>
-        <w:spacing w:after="0"/>
-        <w:rPr>
-          <w:rFonts w:ascii="Courier New" w:hAnsi="Courier New" w:cs="Courier New"/>
-          <w:sz w:val="16"/>
-          <w:szCs w:val="16"/>
-        </w:rPr>
-      </w:pPr>
-    </w:p>
-    <w:p>
-      <w:pPr>
-        <w:spacing w:after="0"/>
-        <w:rPr>
-          <w:rFonts w:ascii="Courier New" w:hAnsi="Courier New" w:cs="Courier New"/>
-          <w:sz w:val="16"/>
-          <w:szCs w:val="16"/>
-        </w:rPr>
-      </w:pPr>
-      <w:r>
-        <w:rPr>
-          <w:rFonts w:ascii="Courier New" w:hAnsi="Courier New" w:cs="Courier New"/>
-          <w:sz w:val="16"/>
-          <w:szCs w:val="16"/>
-        </w:rPr>
-        <w:t xml:space="preserve">CREATE PROCEDURE </w:t>
-      </w:r>
-      <w:proofErr w:type="spellStart"/>
-      <w:r>
-        <w:rPr>
-          <w:rFonts w:ascii="Courier New" w:hAnsi="Courier New" w:cs="Courier New"/>
-          <w:sz w:val="16"/>
-          <w:szCs w:val="16"/>
-        </w:rPr>
-        <w:t>ОлимпиадыПоКодуУченика</w:t>
-      </w:r>
-      <w:proofErr w:type="spellEnd"/>
-      <w:r>
-        <w:rPr>
-          <w:rFonts w:ascii="Courier New" w:hAnsi="Courier New" w:cs="Courier New"/>
-          <w:sz w:val="16"/>
-          <w:szCs w:val="16"/>
-        </w:rPr>
-        <w:t xml:space="preserve"> @КодУченика INT</w:t>
-      </w:r>
-    </w:p>
-    <w:p>
-      <w:pPr>
-        <w:spacing w:after="0"/>
+      <w:r>
         <w:rPr>
           <w:rFonts w:ascii="Courier New" w:hAnsi="Courier New" w:cs="Courier New"/>
           <w:sz w:val="16"/>
           <w:szCs w:val="16"/>
           <w:lang w:val="en-US"/>
         </w:rPr>
-      </w:pPr>
-      <w:r>
+        <w:t xml:space="preserve"> 1</w:t>
+      </w:r>
+    </w:p>
+    <w:p>
+      <w:pPr>
+        <w:spacing w:after="0"/>
         <w:rPr>
           <w:rFonts w:ascii="Courier New" w:hAnsi="Courier New" w:cs="Courier New"/>
           <w:sz w:val="16"/>
           <w:szCs w:val="16"/>
           <w:lang w:val="en-US"/>
         </w:rPr>
-        <w:t>AS</w:t>
-      </w:r>
-    </w:p>
-    <w:p>
-      <w:pPr>
-        <w:spacing w:after="0"/>
+      </w:pPr>
+      <w:r>
         <w:rPr>
           <w:rFonts w:ascii="Courier New" w:hAnsi="Courier New" w:cs="Courier New"/>
           <w:sz w:val="16"/>
           <w:szCs w:val="16"/>
           <w:lang w:val="en-US"/>
         </w:rPr>
-      </w:pPr>
-      <w:r>
-        <w:rPr>
-          <w:rFonts w:ascii="Courier New" w:hAnsi="Courier New" w:cs="Courier New"/>
-          <w:sz w:val="16"/>
-          <w:szCs w:val="16"/>
-          <w:lang w:val="en-US"/>
-        </w:rPr>
-        <w:t>BEGIN</w:t>
-      </w:r>
-    </w:p>
-    <w:p>
-      <w:pPr>
-        <w:spacing w:after="0"/>
-        <w:rPr>
-          <w:rFonts w:ascii="Courier New" w:hAnsi="Courier New" w:cs="Courier New"/>
-          <w:sz w:val="16"/>
-          <w:szCs w:val="16"/>
-          <w:lang w:val="en-US"/>
-        </w:rPr>
-      </w:pPr>
-      <w:r>
-        <w:rPr>
-          <w:rFonts w:ascii="Courier New" w:hAnsi="Courier New" w:cs="Courier New"/>
-          <w:sz w:val="16"/>
-          <w:szCs w:val="16"/>
-          <w:lang w:val="en-US"/>
-        </w:rPr>
-        <w:t xml:space="preserve">  CREATE TABLE #</w:t>
-      </w:r>
-      <w:proofErr w:type="gramStart"/>
-      <w:r>
-        <w:rPr>
-          <w:rFonts w:ascii="Courier New" w:hAnsi="Courier New" w:cs="Courier New"/>
-          <w:sz w:val="16"/>
-          <w:szCs w:val="16"/>
-          <w:lang w:val="en-US"/>
-        </w:rPr>
-        <w:t>temp(</w:t>
-      </w:r>
-      <w:proofErr w:type="gramEnd"/>
-    </w:p>
-    <w:p>
-      <w:pPr>
-        <w:spacing w:after="0"/>
-        <w:rPr>
-          <w:rFonts w:ascii="Courier New" w:hAnsi="Courier New" w:cs="Courier New"/>
-          <w:sz w:val="16"/>
-          <w:szCs w:val="16"/>
-        </w:rPr>
-      </w:pPr>
-      <w:r>
-        <w:rPr>
-          <w:rFonts w:ascii="Courier New" w:hAnsi="Courier New" w:cs="Courier New"/>
-          <w:sz w:val="16"/>
-          <w:szCs w:val="16"/>
-          <w:lang w:val="en-US"/>
-        </w:rPr>
-        <w:t xml:space="preserve">    </w:t>
-      </w:r>
-      <w:r>
-        <w:rPr>
-          <w:rFonts w:ascii="Courier New" w:hAnsi="Courier New" w:cs="Courier New"/>
-          <w:sz w:val="16"/>
-          <w:szCs w:val="16"/>
-        </w:rPr>
-        <w:t>Код INT,</w:t>
-      </w:r>
-    </w:p>
-    <w:p>
-      <w:pPr>
-        <w:spacing w:after="0"/>
-        <w:rPr>
-          <w:rFonts w:ascii="Courier New" w:hAnsi="Courier New" w:cs="Courier New"/>
-          <w:sz w:val="16"/>
-          <w:szCs w:val="16"/>
-        </w:rPr>
-      </w:pPr>
-      <w:r>
-        <w:rPr>
-          <w:rFonts w:ascii="Courier New" w:hAnsi="Courier New" w:cs="Courier New"/>
-          <w:sz w:val="16"/>
-          <w:szCs w:val="16"/>
-        </w:rPr>
-        <w:t xml:space="preserve">    </w:t>
-      </w:r>
-      <w:proofErr w:type="spellStart"/>
-      <w:r>
-        <w:rPr>
-          <w:rFonts w:ascii="Courier New" w:hAnsi="Courier New" w:cs="Courier New"/>
-          <w:sz w:val="16"/>
-          <w:szCs w:val="16"/>
-        </w:rPr>
-        <w:t>КодПредмета</w:t>
-      </w:r>
-      <w:proofErr w:type="spellEnd"/>
-      <w:r>
-        <w:rPr>
-          <w:rFonts w:ascii="Courier New" w:hAnsi="Courier New" w:cs="Courier New"/>
-          <w:sz w:val="16"/>
-          <w:szCs w:val="16"/>
-        </w:rPr>
-        <w:t xml:space="preserve"> INT,</w:t>
-      </w:r>
-    </w:p>
-    <w:p>
-      <w:pPr>
-        <w:spacing w:after="0"/>
-        <w:rPr>
-          <w:rFonts w:ascii="Courier New" w:hAnsi="Courier New" w:cs="Courier New"/>
-          <w:sz w:val="16"/>
-          <w:szCs w:val="16"/>
-        </w:rPr>
-      </w:pPr>
-      <w:r>
-        <w:rPr>
-          <w:rFonts w:ascii="Courier New" w:hAnsi="Courier New" w:cs="Courier New"/>
-          <w:sz w:val="16"/>
-          <w:szCs w:val="16"/>
-        </w:rPr>
-        <w:t xml:space="preserve">    </w:t>
-      </w:r>
-      <w:proofErr w:type="spellStart"/>
-      <w:r>
-        <w:rPr>
-          <w:rFonts w:ascii="Courier New" w:hAnsi="Courier New" w:cs="Courier New"/>
-          <w:sz w:val="16"/>
-          <w:szCs w:val="16"/>
-        </w:rPr>
-        <w:t>КодУченика</w:t>
-      </w:r>
-      <w:proofErr w:type="spellEnd"/>
-      <w:r>
-        <w:rPr>
-          <w:rFonts w:ascii="Courier New" w:hAnsi="Courier New" w:cs="Courier New"/>
-          <w:sz w:val="16"/>
-          <w:szCs w:val="16"/>
-        </w:rPr>
-        <w:t xml:space="preserve"> INT,</w:t>
-      </w:r>
-    </w:p>
-    <w:p>
-      <w:pPr>
-        <w:spacing w:after="0"/>
-        <w:rPr>
-          <w:rFonts w:ascii="Courier New" w:hAnsi="Courier New" w:cs="Courier New"/>
-          <w:sz w:val="16"/>
-          <w:szCs w:val="16"/>
-        </w:rPr>
-      </w:pPr>
-      <w:r>
-        <w:rPr>
-          <w:rFonts w:ascii="Courier New" w:hAnsi="Courier New" w:cs="Courier New"/>
-          <w:sz w:val="16"/>
-          <w:szCs w:val="16"/>
-        </w:rPr>
-        <w:t xml:space="preserve">    Название </w:t>
-      </w:r>
-      <w:proofErr w:type="gramStart"/>
-      <w:r>
-        <w:rPr>
-          <w:rFonts w:ascii="Courier New" w:hAnsi="Courier New" w:cs="Courier New"/>
-          <w:sz w:val="16"/>
-          <w:szCs w:val="16"/>
-        </w:rPr>
-        <w:t>VARCHAR(</w:t>
-      </w:r>
-      <w:proofErr w:type="gramEnd"/>
-      <w:r>
-        <w:rPr>
-          <w:rFonts w:ascii="Courier New" w:hAnsi="Courier New" w:cs="Courier New"/>
-          <w:sz w:val="16"/>
-          <w:szCs w:val="16"/>
-        </w:rPr>
-        <w:t>50),</w:t>
-      </w:r>
-    </w:p>
-    <w:p>
-      <w:pPr>
-        <w:spacing w:after="0"/>
-        <w:rPr>
-          <w:rFonts w:ascii="Courier New" w:hAnsi="Courier New" w:cs="Courier New"/>
-          <w:sz w:val="16"/>
-          <w:szCs w:val="16"/>
-        </w:rPr>
-      </w:pPr>
-      <w:r>
-        <w:rPr>
-          <w:rFonts w:ascii="Courier New" w:hAnsi="Courier New" w:cs="Courier New"/>
-          <w:sz w:val="16"/>
-          <w:szCs w:val="16"/>
-        </w:rPr>
-        <w:t xml:space="preserve">    Результат </w:t>
-      </w:r>
-      <w:proofErr w:type="gramStart"/>
-      <w:r>
-        <w:rPr>
-          <w:rFonts w:ascii="Courier New" w:hAnsi="Courier New" w:cs="Courier New"/>
-          <w:sz w:val="16"/>
-          <w:szCs w:val="16"/>
-        </w:rPr>
-        <w:t>VARCHAR(</w:t>
-      </w:r>
-      <w:proofErr w:type="gramEnd"/>
-      <w:r>
-        <w:rPr>
-          <w:rFonts w:ascii="Courier New" w:hAnsi="Courier New" w:cs="Courier New"/>
-          <w:sz w:val="16"/>
-          <w:szCs w:val="16"/>
-        </w:rPr>
-        <w:t>50),</w:t>
-      </w:r>
-    </w:p>
-    <w:p>
-      <w:pPr>
-        <w:spacing w:after="0"/>
-        <w:rPr>
-          <w:rFonts w:ascii="Courier New" w:hAnsi="Courier New" w:cs="Courier New"/>
-          <w:sz w:val="16"/>
-          <w:szCs w:val="16"/>
-        </w:rPr>
-      </w:pPr>
-      <w:r>
-        <w:rPr>
-          <w:rFonts w:ascii="Courier New" w:hAnsi="Courier New" w:cs="Courier New"/>
-          <w:sz w:val="16"/>
-          <w:szCs w:val="16"/>
-        </w:rPr>
-        <w:t xml:space="preserve">    Дата DATE,</w:t>
-      </w:r>
-    </w:p>
-    <w:p>
-      <w:pPr>
-        <w:spacing w:after="0"/>
-        <w:rPr>
-          <w:rFonts w:ascii="Courier New" w:hAnsi="Courier New" w:cs="Courier New"/>
-          <w:sz w:val="16"/>
-          <w:szCs w:val="16"/>
-        </w:rPr>
-      </w:pPr>
-      <w:r>
-        <w:rPr>
-          <w:rFonts w:ascii="Courier New" w:hAnsi="Courier New" w:cs="Courier New"/>
-          <w:sz w:val="16"/>
-          <w:szCs w:val="16"/>
-        </w:rPr>
-        <w:t xml:space="preserve">    </w:t>
-      </w:r>
-      <w:proofErr w:type="spellStart"/>
-      <w:r>
-        <w:rPr>
-          <w:rFonts w:ascii="Courier New" w:hAnsi="Courier New" w:cs="Courier New"/>
-          <w:sz w:val="16"/>
-          <w:szCs w:val="16"/>
-        </w:rPr>
-        <w:t>КодУчителя</w:t>
-      </w:r>
-      <w:proofErr w:type="spellEnd"/>
-      <w:r>
-        <w:rPr>
-          <w:rFonts w:ascii="Courier New" w:hAnsi="Courier New" w:cs="Courier New"/>
-          <w:sz w:val="16"/>
-          <w:szCs w:val="16"/>
-        </w:rPr>
-        <w:t xml:space="preserve"> INT,</w:t>
-      </w:r>
-    </w:p>
-    <w:p>
-      <w:pPr>
-        <w:spacing w:after="0"/>
-        <w:rPr>
-          <w:rFonts w:ascii="Courier New" w:hAnsi="Courier New" w:cs="Courier New"/>
-          <w:sz w:val="16"/>
-          <w:szCs w:val="16"/>
-        </w:rPr>
-      </w:pPr>
-      <w:r>
-        <w:rPr>
-          <w:rFonts w:ascii="Courier New" w:hAnsi="Courier New" w:cs="Courier New"/>
-          <w:sz w:val="16"/>
-          <w:szCs w:val="16"/>
-        </w:rPr>
-        <w:t xml:space="preserve">    Место INT,</w:t>
-      </w:r>
-    </w:p>
-    <w:p>
-      <w:pPr>
-        <w:spacing w:after="0"/>
-        <w:rPr>
-          <w:rFonts w:ascii="Courier New" w:hAnsi="Courier New" w:cs="Courier New"/>
-          <w:sz w:val="16"/>
-          <w:szCs w:val="16"/>
-        </w:rPr>
-      </w:pPr>
-      <w:r>
-        <w:rPr>
-          <w:rFonts w:ascii="Courier New" w:hAnsi="Courier New" w:cs="Courier New"/>
-          <w:sz w:val="16"/>
-          <w:szCs w:val="16"/>
-        </w:rPr>
-        <w:t xml:space="preserve">    </w:t>
-      </w:r>
-      <w:proofErr w:type="spellStart"/>
-      <w:r>
-        <w:rPr>
-          <w:rFonts w:ascii="Courier New" w:hAnsi="Courier New" w:cs="Courier New"/>
-          <w:sz w:val="16"/>
-          <w:szCs w:val="16"/>
-        </w:rPr>
-        <w:t>ФИОУченика</w:t>
-      </w:r>
-      <w:proofErr w:type="spellEnd"/>
-      <w:r>
-        <w:rPr>
-          <w:rFonts w:ascii="Courier New" w:hAnsi="Courier New" w:cs="Courier New"/>
-          <w:sz w:val="16"/>
-          <w:szCs w:val="16"/>
-        </w:rPr>
-        <w:t xml:space="preserve"> </w:t>
-      </w:r>
-      <w:proofErr w:type="gramStart"/>
-      <w:r>
-        <w:rPr>
-          <w:rFonts w:ascii="Courier New" w:hAnsi="Courier New" w:cs="Courier New"/>
-          <w:sz w:val="16"/>
-          <w:szCs w:val="16"/>
-        </w:rPr>
-        <w:t>VARCHAR(</w:t>
-      </w:r>
-      <w:proofErr w:type="gramEnd"/>
-      <w:r>
-        <w:rPr>
-          <w:rFonts w:ascii="Courier New" w:hAnsi="Courier New" w:cs="Courier New"/>
-          <w:sz w:val="16"/>
-          <w:szCs w:val="16"/>
-        </w:rPr>
-        <w:t>50)</w:t>
-      </w:r>
-    </w:p>
-    <w:p>
-      <w:pPr>
-        <w:spacing w:after="0"/>
-        <w:rPr>
-          <w:rFonts w:ascii="Courier New" w:hAnsi="Courier New" w:cs="Courier New"/>
-          <w:sz w:val="16"/>
-          <w:szCs w:val="16"/>
-        </w:rPr>
-      </w:pPr>
-      <w:r>
-        <w:rPr>
-          <w:rFonts w:ascii="Courier New" w:hAnsi="Courier New" w:cs="Courier New"/>
-          <w:sz w:val="16"/>
-          <w:szCs w:val="16"/>
-        </w:rPr>
-        <w:t xml:space="preserve">  )</w:t>
-      </w:r>
-    </w:p>
-    <w:p>
-      <w:pPr>
-        <w:spacing w:after="0"/>
-        <w:rPr>
-          <w:rFonts w:ascii="Courier New" w:hAnsi="Courier New" w:cs="Courier New"/>
-          <w:sz w:val="16"/>
-          <w:szCs w:val="16"/>
-        </w:rPr>
-      </w:pPr>
-    </w:p>
-    <w:p>
-      <w:pPr>
-        <w:spacing w:after="0"/>
-        <w:rPr>
-          <w:rFonts w:ascii="Courier New" w:hAnsi="Courier New" w:cs="Courier New"/>
-          <w:sz w:val="16"/>
-          <w:szCs w:val="16"/>
-        </w:rPr>
-      </w:pPr>
-      <w:r>
-        <w:rPr>
-          <w:rFonts w:ascii="Courier New" w:hAnsi="Courier New" w:cs="Courier New"/>
-          <w:sz w:val="16"/>
-          <w:szCs w:val="16"/>
-        </w:rPr>
-        <w:t xml:space="preserve">  INSERT INTO #temp (Код, </w:t>
-      </w:r>
-      <w:proofErr w:type="spellStart"/>
-      <w:r>
-        <w:rPr>
-          <w:rFonts w:ascii="Courier New" w:hAnsi="Courier New" w:cs="Courier New"/>
-          <w:sz w:val="16"/>
-          <w:szCs w:val="16"/>
-        </w:rPr>
-        <w:t>КодПредмета</w:t>
-      </w:r>
-      <w:proofErr w:type="spellEnd"/>
-      <w:r>
-        <w:rPr>
-          <w:rFonts w:ascii="Courier New" w:hAnsi="Courier New" w:cs="Courier New"/>
-          <w:sz w:val="16"/>
-          <w:szCs w:val="16"/>
-        </w:rPr>
-        <w:t xml:space="preserve">, </w:t>
-      </w:r>
-      <w:proofErr w:type="spellStart"/>
-      <w:r>
-        <w:rPr>
-          <w:rFonts w:ascii="Courier New" w:hAnsi="Courier New" w:cs="Courier New"/>
-          <w:sz w:val="16"/>
-          <w:szCs w:val="16"/>
-        </w:rPr>
-        <w:t>КодУченика</w:t>
-      </w:r>
-      <w:proofErr w:type="spellEnd"/>
-      <w:r>
-        <w:rPr>
-          <w:rFonts w:ascii="Courier New" w:hAnsi="Courier New" w:cs="Courier New"/>
-          <w:sz w:val="16"/>
-          <w:szCs w:val="16"/>
-        </w:rPr>
-        <w:t xml:space="preserve">, Название, Результат, Дата, </w:t>
-      </w:r>
-      <w:proofErr w:type="spellStart"/>
-      <w:r>
-        <w:rPr>
-          <w:rFonts w:ascii="Courier New" w:hAnsi="Courier New" w:cs="Courier New"/>
-          <w:sz w:val="16"/>
-          <w:szCs w:val="16"/>
-        </w:rPr>
-        <w:t>КодУчителя</w:t>
-      </w:r>
-      <w:proofErr w:type="spellEnd"/>
-      <w:r>
-        <w:rPr>
-          <w:rFonts w:ascii="Courier New" w:hAnsi="Courier New" w:cs="Courier New"/>
-          <w:sz w:val="16"/>
-          <w:szCs w:val="16"/>
-        </w:rPr>
-        <w:t>, Место)</w:t>
-      </w:r>
-    </w:p>
-    <w:p>
-      <w:pPr>
-        <w:spacing w:after="0"/>
-        <w:rPr>
-          <w:rFonts w:ascii="Courier New" w:hAnsi="Courier New" w:cs="Courier New"/>
-          <w:sz w:val="16"/>
-          <w:szCs w:val="16"/>
-          <w:lang w:val="en-US"/>
-        </w:rPr>
-      </w:pPr>
-      <w:r>
-        <w:rPr>
-          <w:rFonts w:ascii="Courier New" w:hAnsi="Courier New" w:cs="Courier New"/>
-          <w:sz w:val="16"/>
-          <w:szCs w:val="16"/>
-        </w:rPr>
-        <w:t xml:space="preserve">    </w:t>
-      </w:r>
-      <w:r>
-        <w:rPr>
-          <w:rFonts w:ascii="Courier New" w:hAnsi="Courier New" w:cs="Courier New"/>
-          <w:sz w:val="16"/>
-          <w:szCs w:val="16"/>
-          <w:lang w:val="en-US"/>
-        </w:rPr>
-        <w:t xml:space="preserve">SELECT * FROM </w:t>
-      </w:r>
-      <w:r>
-        <w:rPr>
-          <w:rFonts w:ascii="Courier New" w:hAnsi="Courier New" w:cs="Courier New"/>
-          <w:sz w:val="16"/>
-          <w:szCs w:val="16"/>
-        </w:rPr>
-        <w:t>Олимпиада</w:t>
-      </w:r>
-      <w:r>
-        <w:rPr>
-          <w:rFonts w:ascii="Courier New" w:hAnsi="Courier New" w:cs="Courier New"/>
-          <w:sz w:val="16"/>
-          <w:szCs w:val="16"/>
-          <w:lang w:val="en-US"/>
-        </w:rPr>
-        <w:t xml:space="preserve"> WHERE </w:t>
-      </w:r>
-      <w:proofErr w:type="spellStart"/>
-      <w:r>
-        <w:rPr>
-          <w:rFonts w:ascii="Courier New" w:hAnsi="Courier New" w:cs="Courier New"/>
-          <w:sz w:val="16"/>
-          <w:szCs w:val="16"/>
-        </w:rPr>
-        <w:t>КодУченика</w:t>
-      </w:r>
-      <w:proofErr w:type="spellEnd"/>
-      <w:r>
-        <w:rPr>
-          <w:rFonts w:ascii="Courier New" w:hAnsi="Courier New" w:cs="Courier New"/>
-          <w:sz w:val="16"/>
-          <w:szCs w:val="16"/>
-          <w:lang w:val="en-US"/>
-        </w:rPr>
-        <w:t xml:space="preserve"> = @</w:t>
-      </w:r>
-      <w:proofErr w:type="spellStart"/>
-      <w:r>
-        <w:rPr>
-          <w:rFonts w:ascii="Courier New" w:hAnsi="Courier New" w:cs="Courier New"/>
-          <w:sz w:val="16"/>
-          <w:szCs w:val="16"/>
-        </w:rPr>
-        <w:t>КодУченика</w:t>
-      </w:r>
-      <w:proofErr w:type="spellEnd"/>
-    </w:p>
-    <w:p>
-      <w:pPr>
-        <w:spacing w:after="0"/>
-        <w:rPr>
-          <w:rFonts w:ascii="Courier New" w:hAnsi="Courier New" w:cs="Courier New"/>
-          <w:sz w:val="16"/>
-          <w:szCs w:val="16"/>
-          <w:lang w:val="en-US"/>
-        </w:rPr>
-      </w:pPr>
-    </w:p>
-    <w:p>
-      <w:pPr>
-        <w:spacing w:after="0"/>
-        <w:rPr>
-          <w:rFonts w:ascii="Courier New" w:hAnsi="Courier New" w:cs="Courier New"/>
-          <w:sz w:val="16"/>
-          <w:szCs w:val="16"/>
-          <w:lang w:val="en-US"/>
-        </w:rPr>
-      </w:pPr>
-      <w:r>
-        <w:rPr>
-          <w:rFonts w:ascii="Courier New" w:hAnsi="Courier New" w:cs="Courier New"/>
-          <w:sz w:val="16"/>
-          <w:szCs w:val="16"/>
-          <w:lang w:val="en-US"/>
-        </w:rPr>
-        <w:t xml:space="preserve">  UPDATE #temp</w:t>
-      </w:r>
-    </w:p>
-    <w:p>
-      <w:pPr>
-        <w:spacing w:after="0"/>
-        <w:rPr>
-          <w:rFonts w:ascii="Courier New" w:hAnsi="Courier New" w:cs="Courier New"/>
-          <w:sz w:val="16"/>
-          <w:szCs w:val="16"/>
-          <w:lang w:val="en-US"/>
-        </w:rPr>
-      </w:pPr>
-      <w:r>
-        <w:rPr>
-          <w:rFonts w:ascii="Courier New" w:hAnsi="Courier New" w:cs="Courier New"/>
-          <w:sz w:val="16"/>
-          <w:szCs w:val="16"/>
-          <w:lang w:val="en-US"/>
-        </w:rPr>
-        <w:t xml:space="preserve">    SET </w:t>
-      </w:r>
-      <w:proofErr w:type="spellStart"/>
-      <w:r>
-        <w:rPr>
-          <w:rFonts w:ascii="Courier New" w:hAnsi="Courier New" w:cs="Courier New"/>
-          <w:sz w:val="16"/>
-          <w:szCs w:val="16"/>
-        </w:rPr>
-        <w:t>ФИОУченика</w:t>
-      </w:r>
-      <w:proofErr w:type="spellEnd"/>
-      <w:r>
-        <w:rPr>
-          <w:rFonts w:ascii="Courier New" w:hAnsi="Courier New" w:cs="Courier New"/>
-          <w:sz w:val="16"/>
-          <w:szCs w:val="16"/>
-          <w:lang w:val="en-US"/>
-        </w:rPr>
-        <w:t xml:space="preserve"> = (SELECT </w:t>
-      </w:r>
-      <w:r>
-        <w:rPr>
-          <w:rFonts w:ascii="Courier New" w:hAnsi="Courier New" w:cs="Courier New"/>
-          <w:sz w:val="16"/>
-          <w:szCs w:val="16"/>
-        </w:rPr>
-        <w:t>ФИО</w:t>
-      </w:r>
-      <w:r>
-        <w:rPr>
-          <w:rFonts w:ascii="Courier New" w:hAnsi="Courier New" w:cs="Courier New"/>
-          <w:sz w:val="16"/>
-          <w:szCs w:val="16"/>
-          <w:lang w:val="en-US"/>
-        </w:rPr>
-        <w:t xml:space="preserve"> FROM </w:t>
-      </w:r>
-      <w:r>
-        <w:rPr>
-          <w:rFonts w:ascii="Courier New" w:hAnsi="Courier New" w:cs="Courier New"/>
-          <w:sz w:val="16"/>
-          <w:szCs w:val="16"/>
-        </w:rPr>
-        <w:t>Ученик</w:t>
-      </w:r>
-      <w:r>
-        <w:rPr>
-          <w:rFonts w:ascii="Courier New" w:hAnsi="Courier New" w:cs="Courier New"/>
-          <w:sz w:val="16"/>
-          <w:szCs w:val="16"/>
-          <w:lang w:val="en-US"/>
-        </w:rPr>
-        <w:t xml:space="preserve"> WHERE </w:t>
-      </w:r>
-      <w:r>
-        <w:rPr>
-          <w:rFonts w:ascii="Courier New" w:hAnsi="Courier New" w:cs="Courier New"/>
-          <w:sz w:val="16"/>
-          <w:szCs w:val="16"/>
-        </w:rPr>
-        <w:t>Код</w:t>
-      </w:r>
-      <w:r>
-        <w:rPr>
-          <w:rFonts w:ascii="Courier New" w:hAnsi="Courier New" w:cs="Courier New"/>
-          <w:sz w:val="16"/>
-          <w:szCs w:val="16"/>
-          <w:lang w:val="en-US"/>
-        </w:rPr>
-        <w:t xml:space="preserve"> = @</w:t>
-      </w:r>
-      <w:proofErr w:type="spellStart"/>
-      <w:r>
-        <w:rPr>
-          <w:rFonts w:ascii="Courier New" w:hAnsi="Courier New" w:cs="Courier New"/>
-          <w:sz w:val="16"/>
-          <w:szCs w:val="16"/>
-        </w:rPr>
-        <w:t>КодУченика</w:t>
-      </w:r>
-      <w:proofErr w:type="spellEnd"/>
-      <w:r>
-        <w:rPr>
-          <w:rFonts w:ascii="Courier New" w:hAnsi="Courier New" w:cs="Courier New"/>
-          <w:sz w:val="16"/>
-          <w:szCs w:val="16"/>
-          <w:lang w:val="en-US"/>
-        </w:rPr>
-        <w:t>)</w:t>
-      </w:r>
-    </w:p>
-    <w:p>
-      <w:pPr>
-        <w:spacing w:after="0"/>
-        <w:rPr>
-          <w:rFonts w:ascii="Courier New" w:hAnsi="Courier New" w:cs="Courier New"/>
-          <w:sz w:val="16"/>
-          <w:szCs w:val="16"/>
-          <w:lang w:val="en-US"/>
-        </w:rPr>
-      </w:pPr>
-    </w:p>
-    <w:p>
-      <w:pPr>
-        <w:spacing w:after="0"/>
-        <w:rPr>
-          <w:rFonts w:ascii="Courier New" w:hAnsi="Courier New" w:cs="Courier New"/>
-          <w:sz w:val="16"/>
-          <w:szCs w:val="16"/>
-          <w:lang w:val="en-US"/>
-        </w:rPr>
-      </w:pPr>
-      <w:r>
-        <w:rPr>
-          <w:rFonts w:ascii="Courier New" w:hAnsi="Courier New" w:cs="Courier New"/>
-          <w:sz w:val="16"/>
-          <w:szCs w:val="16"/>
-          <w:lang w:val="en-US"/>
-        </w:rPr>
-        <w:t xml:space="preserve">  SELECT * FROM #temp</w:t>
-      </w:r>
-    </w:p>
-    <w:p>
-      <w:pPr>
-        <w:spacing w:after="0"/>
-        <w:rPr>
-          <w:rFonts w:ascii="Courier New" w:hAnsi="Courier New" w:cs="Courier New"/>
-          <w:sz w:val="16"/>
-          <w:szCs w:val="16"/>
-          <w:lang w:val="en-US"/>
-        </w:rPr>
-      </w:pPr>
-      <w:r>
-        <w:rPr>
-          <w:rFonts w:ascii="Courier New" w:hAnsi="Courier New" w:cs="Courier New"/>
-          <w:sz w:val="16"/>
-          <w:szCs w:val="16"/>
-          <w:lang w:val="en-US"/>
-        </w:rPr>
-        <w:t>END</w:t>
-      </w:r>
-    </w:p>
-    <w:p>
-      <w:pPr>
-        <w:spacing w:after="0"/>
-        <w:rPr>
-          <w:rFonts w:ascii="Courier New" w:hAnsi="Courier New" w:cs="Courier New"/>
-          <w:sz w:val="16"/>
-          <w:szCs w:val="16"/>
-          <w:lang w:val="en-US"/>
-        </w:rPr>
-      </w:pPr>
-      <w:r>
-        <w:rPr>
-          <w:rFonts w:ascii="Courier New" w:hAnsi="Courier New" w:cs="Courier New"/>
-          <w:sz w:val="16"/>
-          <w:szCs w:val="16"/>
-          <w:lang w:val="en-US"/>
-        </w:rPr>
-        <w:t>GO</w:t>
-      </w:r>
-    </w:p>
-    <w:p>
-      <w:pPr>
-        <w:spacing w:after="0"/>
-        <w:rPr>
-          <w:rFonts w:ascii="Courier New" w:hAnsi="Courier New" w:cs="Courier New"/>
-          <w:sz w:val="16"/>
-          <w:szCs w:val="16"/>
-          <w:lang w:val="en-US"/>
-        </w:rPr>
-      </w:pPr>
-    </w:p>
-    <w:p>
-      <w:pPr>
-        <w:spacing w:after="0"/>
-        <w:rPr>
-          <w:rFonts w:ascii="Courier New" w:hAnsi="Courier New" w:cs="Courier New"/>
-          <w:sz w:val="16"/>
-          <w:szCs w:val="16"/>
-        </w:rPr>
-      </w:pPr>
-      <w:r>
-        <w:rPr>
-          <w:rFonts w:ascii="Courier New" w:hAnsi="Courier New" w:cs="Courier New"/>
-          <w:sz w:val="16"/>
-          <w:szCs w:val="16"/>
-          <w:lang w:val="en-US"/>
-        </w:rPr>
-        <w:t xml:space="preserve">EXEC </w:t>
-      </w:r>
-      <w:proofErr w:type="spellStart"/>
-      <w:r>
-        <w:rPr>
-          <w:rFonts w:ascii="Courier New" w:hAnsi="Courier New" w:cs="Courier New"/>
-          <w:sz w:val="16"/>
-          <w:szCs w:val="16"/>
-        </w:rPr>
-        <w:t>ОлимпиадыПоКодуУченика</w:t>
-      </w:r>
-      <w:proofErr w:type="spellEnd"/>
-      <w:r>
-        <w:rPr>
-          <w:rFonts w:ascii="Courier New" w:hAnsi="Courier New" w:cs="Courier New"/>
-          <w:sz w:val="16"/>
-          <w:szCs w:val="16"/>
-          <w:lang w:val="en-US"/>
-        </w:rPr>
-        <w:t xml:space="preserve"> 1</w:t>
-      </w:r>
-    </w:p>
-    <w:p>
-      <w:pPr>
-        <w:spacing w:after="0"/>
-        <w:rPr>
-          <w:rFonts w:ascii="Courier New" w:hAnsi="Courier New" w:cs="Courier New"/>
-          <w:sz w:val="16"/>
-          <w:szCs w:val="16"/>
-        </w:rPr>
-      </w:pPr>
-      <w:r>
-        <w:rPr>
-          <w:rFonts w:ascii="Courier New" w:hAnsi="Courier New" w:cs="Courier New"/>
-          <w:sz w:val="16"/>
-          <w:szCs w:val="16"/>
-        </w:rPr>
         <w:drawing>
-          <wp:inline distT="0" distB="0" distL="0" distR="0" wp14:anchorId="4A8FBEBC" wp14:editId="7733DB5F">
-            <wp:extent cx="5940425" cy="2961005"/>
+          <wp:inline distT="0" distB="0" distL="0" distR="0" wp14:anchorId="2B3FAEE1" wp14:editId="4A5F80C0">
+            <wp:extent cx="5940425" cy="1778635"/>
             <wp:effectExtent l="0" t="0" r="3175" b="0"/>
-            <wp:docPr id="273902845" name="Рисунок 1"/>
+            <wp:docPr id="857305232" name="Рисунок 1"/>
             <wp:cNvGraphicFramePr>
               <a:graphicFrameLocks xmlns:a="http://schemas.openxmlformats.org/drawingml/2006/main" noChangeAspect="1"/>
             </wp:cNvGraphicFramePr>
@@ -1603,7 +1239,7 @@
               <a:graphicData uri="http://schemas.openxmlformats.org/drawingml/2006/picture">
                 <pic:pic xmlns:pic="http://schemas.openxmlformats.org/drawingml/2006/picture">
                   <pic:nvPicPr>
-                    <pic:cNvPr id="273902845" name=""/>
+                    <pic:cNvPr id="857305232" name=""/>
                     <pic:cNvPicPr/>
                   </pic:nvPicPr>
                   <pic:blipFill>
@@ -1615,7 +1251,7 @@
                   <pic:spPr>
                     <a:xfrm>
                       <a:off x="0" y="0"/>
-                      <a:ext cx="5940425" cy="2961005"/>
+                      <a:ext cx="5940425" cy="1778635"/>
                     </a:xfrm>
                     <a:prstGeom prst="rect">
                       <a:avLst/>
